--- a/docs/注册资料/下载公众号助手app.docx
+++ b/docs/注册资料/下载公众号助手app.docx
@@ -325,16 +325,15 @@
         </w:rPr>
         <w:t>接下来点击实名认证，实名认证完成后即完成注册。</w:t>
       </w:r>
+    </w:p>
+    <w:p>
+      <w:pPr>
+        <w:rPr>
+          <w:rFonts w:hint="default"/>
+          <w:lang w:val="en-US" w:eastAsia="zh-CN"/>
+        </w:rPr>
+      </w:pPr>
       <w:bookmarkStart w:id="0" w:name="_GoBack"/>
-      <w:bookmarkEnd w:id="0"/>
-    </w:p>
-    <w:p>
-      <w:pPr>
-        <w:rPr>
-          <w:rFonts w:hint="default"/>
-          <w:lang w:val="en-US" w:eastAsia="zh-CN"/>
-        </w:rPr>
-      </w:pPr>
       <w:r>
         <w:rPr>
           <w:rFonts w:hint="default"/>
@@ -378,6 +377,7 @@
           </wp:inline>
         </w:drawing>
       </w:r>
+      <w:bookmarkEnd w:id="0"/>
     </w:p>
     <w:sectPr>
       <w:pgSz w:w="11906" w:h="16838"/>
